--- a/example_articles/countries/Finland/1.countries_Finland_New_York_Times.docx
+++ b/example_articles/countries/Finland/1.countries_Finland_New_York_Times.docx
@@ -27,17 +27,17 @@
     </w:p>
     <w:p>
       <w:r>
-        <w:t>Source File: NYT/45.DOCX</w:t>
+        <w:t>Source file: NYT/45.DOCX</w:t>
       </w:r>
     </w:p>
     <w:p>
       <w:r>
-        <w:t>Raw locations result: ['Finland']</w:t>
+        <w:t>Raw locations result, 'locations': ['Finland']</w:t>
       </w:r>
     </w:p>
     <w:p>
       <w:r>
-        <w:t>countries_stand_flat (Standardized): Finland</w:t>
+        <w:t>Standardized locations result, 'countries_stand_flat': Finland</w:t>
       </w:r>
     </w:p>
     <w:p>

--- a/example_articles/countries/Finland/1.countries_Finland_New_York_Times.docx
+++ b/example_articles/countries/Finland/1.countries_Finland_New_York_Times.docx
@@ -7,7 +7,9 @@
         <w:pStyle w:val="Heading1"/>
       </w:pPr>
       <w:r>
-        <w:t>Eager to Be With Boyfriend, Teenager Met a Darker Fate</w:t>
+        <w:t>Review/Film;</w:t>
+        <w:br/>
+        <w:t>Slight Smile for Rat Poison</w:t>
       </w:r>
     </w:p>
     <w:p>
@@ -17,17 +19,17 @@
     </w:p>
     <w:p>
       <w:r>
-        <w:t>Date: 2004-07-24</w:t>
+        <w:t>Date: 1992-11-05</w:t>
       </w:r>
     </w:p>
     <w:p>
       <w:r>
-        <w:t>Section: Section B; Column 3; Metropolitan Desk; Pg. 5</w:t>
+        <w:t>Section: Section C;; Section C; Page 18; Column 1; Cultural Desk; Column 1;; Review</w:t>
       </w:r>
     </w:p>
     <w:p>
       <w:r>
-        <w:t>Source file: NYT/45.DOCX</w:t>
+        <w:t>Source file: NYT/32.DOCX</w:t>
       </w:r>
     </w:p>
     <w:p>
@@ -49,103 +51,19 @@
     </w:p>
     <w:p>
       <w:r>
-        <w:t>Brittney Gregory spent her last day worried about her first love. Brittney, 16, had wanted to go to the beach with her boyfriend, John Fitzgerald, but he had left without her.</w:t>
+        <w:t>"The Match Factory Girl" was shown as part of the 1990 New York Film Festival. Following are excerpts from Caryn James's review, which appeared in The New York Times on Oct. 3, 1990. The film, in Finnish with English subtitles, opened yesterday at the Lincoln Plaza Cinema, Broadway at 63d Street.</w:t>
         <w:br/>
-        <w:t xml:space="preserve"> ''She wanted to know where he was, what he was doing,'' said her half sister Bryana Gregory, sitting on the front porch of a friend's house with her mother, Debra Gregory, who is also Brittney's mother. Brittney wanted to spend the day, as her boyfriend was, having fun.</w:t>
+        <w:t>For Aki Kaurismaki, being laconical and deadpan is high art. The downtrodden heroine of "The Match Factory Girl" spends most of the film looking pathetic and sad with excellent cause. But a glimmer of a smile crosses her face when she dilutes rat poison in water, for reasons the audience will soon discover. The film is a magnificent conclusion to a trilogy about Finnish working-class heroes that includes "Shadows in Paradise" and "Ariel." This virtuosic work is heartbreaking until it turns outrageously funny.</w:t>
         <w:br/>
-        <w:t xml:space="preserve">  Instead, the police are still searching for the body of Brittney, of Brick Township, who is missing and presumed dead.</w:t>
+        <w:t>The film begins with a log in a factory and follows the stages by which wood emerges as a box of matches. At the end of this long mechanical chain is a pair of hands hovering over a conveyor belt, making certain the mailing labels are stuck securely on the boxes. The hands belong to Iris, a wan blonde with circles under her eyes whose life threatens to remain as mundane and sterile as her job.</w:t>
         <w:br/>
-        <w:t xml:space="preserve"> A family acquaintance, Jack Fuller, 38, a known drug user with a criminal record, was charged with murder on Monday. According to Tom Long, a friend of Mr. Fuller, the girl was riding in the car with Mr. Fuller on the night the police believe she was killed. </w:t>
+        <w:t>She pays rent to sleep on the couch in the apartment of her mother and stepfather, who do little more than eat and smoke. She puts on blue eyeshadow, goes to a dance and at the end of the evening is the only woman left sitting against the wall. And in a small act of heroism, she defies her parents and takes part of her paycheck to buy a cheap-looking red-flowered dress in which she is finally asked to dance.</w:t>
         <w:br/>
-        <w:t xml:space="preserve"> Ocean County prosecutors have been secretive about all other details of the case, including how they know Brittney is dead and why they think Mr. Fuller is responsible. But the biggest mystery has been the location of her body.</w:t>
+        <w:t>As Iris, Kati Outinen has a slight, angelic smile as she rests her head on this strange man's shoulder. Her beautiful, unsentimental performance is all the more remarkable because so far Iris has not said a word on camera. No one, in fact, says very much in this film. Music and noise are everywhere, but dialogue is a luxury in Mr. Kaurismaki's spare esthetic.</w:t>
         <w:br/>
-        <w:t xml:space="preserve"> Her disappearance has stunned this working-class Jersey Shore community, prompting some neighbors to form their own search parties. Others wear blue ribbons that say, simply, ''Find Brittney.''</w:t>
+        <w:t>Iris is no saint; she sleeps with the stranger that night and later finds herself in the kind of mess that makes her want to poison ratty humans. And the more rebellious she becomes, the more Mr. Kaurismaki provokes viewers to cheer her antisocial behavior.</w:t>
         <w:br/>
-        <w:t xml:space="preserve"> Brittney, a blond, blue-eyed student at Brick Memorial High School, was last seen on Sunday, July 11, Bryana Gregory said. She woke around noon and was still groggy after getting home at 2 a.m. from the hospital, where she had visited her brother's girlfriend and their new baby.</w:t>
-        <w:br/>
-        <w:t xml:space="preserve"> Bryana Gregory, 19, said she had asked Brittney if she wanted to go with her to visit another brother, William Gregory, known as Boomer, who is in state prison awaiting trial on charges that he robbed a man after beating him with a tire iron.</w:t>
-        <w:br/>
-        <w:t xml:space="preserve"> ''She wanted to stay home and sleep and figure out what was going on with John,'' Bryana Gregory said.</w:t>
-        <w:br/>
-        <w:t xml:space="preserve"> John Fitzgerald, 18, said that he woke up early that day and decided to go to Point Pleasant beach with a friend. He said Brittney called him late that morning and asked him to come back to pick her up, but he told her no.</w:t>
-        <w:br/>
-        <w:t xml:space="preserve"> ''She got all mad and we got into an argument,'' Mr. Fitzgerald said. ''She said that she wasn't going to speak to me again.''</w:t>
-        <w:br/>
-        <w:t xml:space="preserve"> Brittney became infatuated with Mr. Fitzgerald at a birthday party that her mother held for another sister, Barbara Jo Dunn, on Feb. 21, 2003.</w:t>
-        <w:br/>
-        <w:t xml:space="preserve"> ''John had left the party and she was like, 'Everyone has a boyfriend but me, and I want him,''' Bryana Gregory recalled. ''My boyfriend spent 20 bucks on a cab to get him and bring him back.''</w:t>
-        <w:br/>
-        <w:t xml:space="preserve"> On the last day she was seen, Brittney slept and watched TV in the house where she lived with her father, Joseph Dunn. By afternoon, she was ready to make up with Mr. Fitzgerald.</w:t>
-        <w:br/>
-        <w:t xml:space="preserve"> ''You know how it is with your first love, you never forget it,'' Bryana Gregory said.</w:t>
-        <w:br/>
-        <w:t xml:space="preserve"> Bryana Gregory was baby-sitting for the children of her other brother, Bryan, but called in around 6:30 or 7 p.m. to check in with Brittney. She said she told Brittney she would be home in two hours, but Brittney had told her to stay with the children. That was the last time they spoke.</w:t>
-        <w:br/>
-        <w:t xml:space="preserve"> The Ocean County prosecutor's office has said that several of Brittney's relatives know Mr. Fuller, but it is not clear how well.</w:t>
-        <w:br/>
-        <w:t xml:space="preserve"> Mr. Dunn, Brittney's father, has been reluctant to talk to reporters since Mr. Fuller was charged.</w:t>
-        <w:br/>
-        <w:t xml:space="preserve"> ''He feels responsible for this, because he was an associate of Jack's,'' Bryana Gregory said.</w:t>
-        <w:br/>
-        <w:t xml:space="preserve"> In Brick and surrounding municipalities, Mr. Fuller is widely known by law enforcement officials. He has served more than two years in Bayside State Prison for burglary and receiving stolen property. He served 117 days in 2003 for violating the conditions of his parole.</w:t>
-        <w:br/>
-        <w:t xml:space="preserve"> Mr. Fitzgerald recalled seeing Mr. Fuller pay a visit to Brittney's father about a year ago.</w:t>
-        <w:br/>
-        <w:t xml:space="preserve"> ''He came over to say 'what's up' to Brittney's dad, and he asked her if she wanted him to take her clothes shopping,'' Mr. Fitzgerald said.</w:t>
-        <w:br/>
-        <w:t xml:space="preserve"> Bryana Gregory speculates that Mr. Fuller saw Brittney walking to her boyfriend's house.</w:t>
-        <w:br/>
-        <w:t xml:space="preserve"> ''Any other time she wouldn't have gotten into the car with him, but she was at the point where she didn't care who drove her,'' Bryana Gregory said.</w:t>
-        <w:br/>
-        <w:t xml:space="preserve"> Brittney knew Mr. Fuller through his daughter, Cassandra. Cassandra Fuller had dated Brittney's brother, William, but their relationship deteriorated after he went to prison, and there was a confrontation over it a few months ago.</w:t>
-        <w:br/>
-        <w:t xml:space="preserve"> During her one encounter with Mr. Fuller, Bryana Gregory said ''he came out of the house and told me he was going to knock my teeth out.'' Mr. Fitzgerald said that on another occasion, Cassandra Fuller and Brittney had found Mr. Fuller passed out from a drug overdose. ''She wasn't scared of him; she cried for him,'' Mr. Fitzgerald said. ''I guess she cared for him a little. He is Cassie's dad.'' </w:t>
-        <w:br/>
-        <w:t xml:space="preserve"> On July 12, Mr. Dunn called Bryana Gregory to see if she had seen Brittney. She went to Mr. Fitzgerald's house, but he said he had not seen Brittney. The family reported her missing that afternoon.</w:t>
-        <w:br/>
-        <w:t xml:space="preserve"> Mr. Fitzgerald said he felt guilty that he did not drive back to pick up Brittney when she called. They were in love, he said: She asked him to marry her when she turned 18, and they were planning to have children together.</w:t>
-        <w:br/>
-        <w:t xml:space="preserve"> ''I could have prevented it by hanging out with her that night,'' Mr. Fitzgerald said. ''I told her that I'd always be there for her, and I wasn't. You don't even know how that feels.''</w:t>
-        <w:br/>
-        <w:t xml:space="preserve"> Those who knew her describe Brittney as an easygoing girl and a good student; school officials confirmed that she held a 95 average.</w:t>
-        <w:br/>
-        <w:t xml:space="preserve"> Born April 1, 1988, Brittney Gregory was sent to live with her great-grandmother, Beatrice Wood, when she was 8 months old.</w:t>
-        <w:br/>
-        <w:t xml:space="preserve"> ''She was the best baby I'd ever seen,'' Mrs. Wood said in a telephone interview from her home in Las Vegas. ''She never woke me at night; she never cried.''</w:t>
-        <w:br/>
-        <w:t xml:space="preserve"> Mrs. Wood, 84, said that she had taken custody of Brittney and her sister Barbara Jo until their mother could ''straighten her life out.''</w:t>
-        <w:br/>
-        <w:t xml:space="preserve"> Debra Gregory, who never married Joseph Dunn, struggled with a drug problem for years. In December 1999 she enrolled in a Christian drug rehabilitation program in Florida, but dropped out after she started dating another resident in the program, according to Stephanie Miller, a director at Resurrection Ranch Ministries.</w:t>
-        <w:br/>
-        <w:t xml:space="preserve"> She and Mr. Dunn have two children together, Brittney and Barbara Jo, and Debra Gregory also has three other children. She was married for several years to William Gregory, who died in car accident.</w:t>
-        <w:br/>
-        <w:t xml:space="preserve"> Meanwhile, according to Ocean County Family Court records, custody of Brittney and Barbara Jo changed three times in the 90's, until the two girls ended up with Mr. Dunn on Dec. 3, 1997. </w:t>
-        <w:br/>
-        <w:t xml:space="preserve"> Mr. Dunn has had his own problems. He served five months in 1991 for burglary and drug possession. He was arrested again on Nov. 15, 2000, for cocaine possession, and sentenced to probation.</w:t>
-        <w:br/>
-        <w:t xml:space="preserve"> But Mrs. Wood, the great-grandmother, said Brittney never seemed tempted by drugs herself.</w:t>
-        <w:br/>
-        <w:t xml:space="preserve"> ''She didn't go out and run around; she stayed in and did her homework,'' she said.</w:t>
-        <w:br/>
-        <w:t xml:space="preserve"> Mrs. Wood said that Brittney had planned to visit her in Las Vegas in August. She wrote recently to her thanking her for sending her $25 for the prom.</w:t>
-        <w:br/>
-        <w:t xml:space="preserve"> ''I want to come and see you. I haven't seen you in a long, long time. I am still your baby and I love you,'' said Mrs. Wood, reading her great-granddaughter's letter.</w:t>
-        <w:br/>
-        <w:t xml:space="preserve"> State, county and municipal authorities continue to search the woods for her body.</w:t>
-        <w:br/>
-        <w:t xml:space="preserve"> ''She is buried in those woods somewhere, but we don't know where,'' said Lt. Douglas Kinney of the Brick police.</w:t>
-        <w:br/>
-        <w:br/>
-        <w:br/>
-        <w:t>http://www.nytimes.com</w:t>
-        <w:br/>
-        <w:br/>
-        <w:t>Graphic</w:t>
-        <w:br/>
-        <w:br/>
-        <w:t xml:space="preserve"> </w:t>
-        <w:br/>
-        <w:t>Photo: Brittney Gregory, 16, in a prom photograph with her boyfriend, John Fitzgerald. She disappeared from her neighborhood on July 11. (Photo by Associated Press)</w:t>
+        <w:t>The director's style is ruthlessly pared down, every scene edited to its core, every lingering shot of an empty room used to good effect. Yet Mr. Kaurismaki's buoyant energy fends off any hint of a mannered or minimalist approach. He keeps viewers trailing after him by unsettling every expectation.</w:t>
       </w:r>
     </w:p>
     <w:sectPr>

--- a/example_articles/countries/Finland/1.countries_Finland_New_York_Times.docx
+++ b/example_articles/countries/Finland/1.countries_Finland_New_York_Times.docx
@@ -7,9 +7,7 @@
         <w:pStyle w:val="Heading1"/>
       </w:pPr>
       <w:r>
-        <w:t>Review/Film;</w:t>
-        <w:br/>
-        <w:t>Slight Smile for Rat Poison</w:t>
+        <w:t>Grocery 'Happy Hour' Wastes Not</w:t>
       </w:r>
     </w:p>
     <w:p>
@@ -19,17 +17,17 @@
     </w:p>
     <w:p>
       <w:r>
-        <w:t>Date: 1992-11-05</w:t>
+        <w:t>Date: 2019-09-09</w:t>
       </w:r>
     </w:p>
     <w:p>
       <w:r>
-        <w:t>Section: Section C;; Section C; Page 18; Column 1; Cultural Desk; Column 1;; Review</w:t>
+        <w:t>Section: Section B; Column 0; Business/Financial Desk; Pg. 1</w:t>
       </w:r>
     </w:p>
     <w:p>
       <w:r>
-        <w:t>Source file: NYT/32.DOCX</w:t>
+        <w:t>Source file: NYT/15.DOCX</w:t>
       </w:r>
     </w:p>
     <w:p>
@@ -51,19 +49,80 @@
     </w:p>
     <w:p>
       <w:r>
-        <w:t>"The Match Factory Girl" was shown as part of the 1990 New York Film Festival. Following are excerpts from Caryn James's review, which appeared in The New York Times on Oct. 3, 1990. The film, in Finnish with English subtitles, opened yesterday at the Lincoln Plaza Cinema, Broadway at 63d Street.</w:t>
+        <w:t>HELSINKI, Finland -- ''Happy hour'' at the S-market store in the working-class neighborhood of Vallila happens far from the liquor aisles and isn't exactly convivial. Nobody is here for drinks or a good time. They're looking for a steep discount on a slab of pork.</w:t>
         <w:br/>
-        <w:t>For Aki Kaurismaki, being laconical and deadpan is high art. The downtrodden heroine of "The Match Factory Girl" spends most of the film looking pathetic and sad with excellent cause. But a glimmer of a smile crosses her face when she dilutes rat poison in water, for reasons the audience will soon discover. The film is a magnificent conclusion to a trilogy about Finnish working-class heroes that includes "Shadows in Paradise" and "Ariel." This virtuosic work is heartbreaking until it turns outrageously funny.</w:t>
+        <w:t xml:space="preserve">Or a chicken, or a salmon fillet, or any of a few hundred items that are hours from their midnight expiration date. Food that is nearly unsellable goes on sale at every one of S-market's 900 stores in Finland, with prices that are already reduced by 30 percent slashed to 60 percent off at exactly 9 p.m. It's part of a two-year campaign to reduce food waste that company executives in this famously bibulous country decided to call ''happy hour'' in the hopes of drawing in regulars, like any decent bar. </w:t>
         <w:br/>
-        <w:t>The film begins with a log in a factory and follows the stages by which wood emerges as a box of matches. At the end of this long mechanical chain is a pair of hands hovering over a conveyor belt, making certain the mailing labels are stuck securely on the boxes. The hands belong to Iris, a wan blonde with circles under her eyes whose life threatens to remain as mundane and sterile as her job.</w:t>
+        <w:t xml:space="preserve">  ''I've gotten quite hooked on this,'' said Kasimir Karkkainen, 27, who works in a hardware store, as he browsed the meat section in the Vallila S-market. It was 9:15 and he had grabbed a container of pork mini-ribs and two pounds of shrink-wrapped pork tenderloin.</w:t>
         <w:br/>
-        <w:t>She pays rent to sleep on the couch in the apartment of her mother and stepfather, who do little more than eat and smoke. She puts on blue eyeshadow, goes to a dance and at the end of the evening is the only woman left sitting against the wall. And in a small act of heroism, she defies her parents and takes part of her paycheck to buy a cheap-looking red-flowered dress in which she is finally asked to dance.</w:t>
+        <w:t xml:space="preserve">  Total cost after the price drop: the equivalent of $4.63.</w:t>
         <w:br/>
-        <w:t>As Iris, Kati Outinen has a slight, angelic smile as she rests her head on this strange man's shoulder. Her beautiful, unsentimental performance is all the more remarkable because so far Iris has not said a word on camera. No one, in fact, says very much in this film. Music and noise are everywhere, but dialogue is a luxury in Mr. Kaurismaki's spare esthetic.</w:t>
+        <w:t xml:space="preserve">  About one-third of the food produced and packaged for human consumption is lost or wasted, according to the Food and Agriculture Organization of the United Nations. That equals 1.3 billion tons a year, worth nearly $680 billion. The figures represent more than just a disastrous misallocation of need and want, given that 10 percent of people in the world are chronically undernourished. All that excess food, scientists say, contributes to climate change.</w:t>
         <w:br/>
-        <w:t>Iris is no saint; she sleeps with the stranger that night and later finds herself in the kind of mess that makes her want to poison ratty humans. And the more rebellious she becomes, the more Mr. Kaurismaki provokes viewers to cheer her antisocial behavior.</w:t>
+        <w:t xml:space="preserve">  From 8 to 10 percent of greenhouse gas emissions are related to food lost during harvest and production or wasted by consumers, a recent report by the Intergovernmental Panel on Climate Change found. Landfills of rotting food emit methane, a gas that is roughly 25 times more harmful than carbon dioxide. And to harvest and transport all that wasted food requires billions of acres of arable land, trillions of gallons of water and vast amounts of fossil fuels.</w:t>
         <w:br/>
-        <w:t>The director's style is ruthlessly pared down, every scene edited to its core, every lingering shot of an empty room used to good effect. Yet Mr. Kaurismaki's buoyant energy fends off any hint of a mannered or minimalist approach. He keeps viewers trailing after him by unsettling every expectation.</w:t>
+        <w:t xml:space="preserve">  For consumers, cutting back on food waste is one of the few personal habits that can help the planet. But for some reason, a lot of people who fret about their carbon footprint aren't sweating the vegetables and rump steak they toss into the garbage.</w:t>
+        <w:br/>
+        <w:t xml:space="preserve">  ''There's been a lot of focus on energy,'' said Paul Behrens, a professor in energy and environmental change at the University of Leiden in the Netherlands. ''But climate change is as much a land issue and a food issue as anything else.''</w:t>
+        <w:br/>
+        <w:t xml:space="preserve">  Reducing waste is a challenge because selling as much food as possible is a tried, tested and ingrained part of all-you-can-eat cultures. Persuading merchants to promote and profit from ''food rescue,'' as it is known, is not so obvious.</w:t>
+        <w:br/>
+        <w:t xml:space="preserve">  ''Consumers are paying for the food, and who wants to reduce that?'' said Toine Timmermans, director of the United Against Food Waste Foundation, a nonprofit in the Netherlands composed of companies and research institutes. ''Who profits from reducing food waste?''</w:t>
+        <w:br/>
+        <w:t xml:space="preserve">  A growing number of supermarkets, restaurants and start-ups -- many based in Europe -- are trying to answer that question. The United States is another matter.</w:t>
+        <w:br/>
+        <w:t xml:space="preserve">  ''Food waste might be a uniquely American challenge because many people in this country equate quantity with a bargain,'' said Meredith Niles an assistant professor in food systems and policy at the University of Vermont. ''Look at the number of restaurants that advertise their supersized portions.''</w:t>
+        <w:br/>
+        <w:t xml:space="preserve">  Nine of the 10 United States supermarket chains that were assessed by the nonprofit Center for Biological Diversity last year were given a C grade or lower on food-waste issues. Only Walmart did better, largely for its efforts to standardize date labels and to educate staffers and customers.</w:t>
+        <w:br/>
+        <w:t xml:space="preserve">  Some of the most promising food waste efforts are apps that connect food sellers to food buyers. Think Tinder, except one party in this hookup is a person and the other is an aging loaf of bread.</w:t>
+        <w:br/>
+        <w:t xml:space="preserve">  Among the most popular is Too Good to Go, a company based in Copenhagen, with 13 million users and contracts with 25,000 restaurants and bakeries in 11 countries. Consumers pay about one-third of the sticker price for items, most of which goes to the retailer, with a small percentage paid to the app.</w:t>
+        <w:br/>
+        <w:t xml:space="preserve">  In Denmark, food rescue has attained the scale and momentum of a cultural movement, one with its own intellectual godmother: Selina Juul, a graphic designer who immigrated from Russia at the age of 13.</w:t>
+        <w:br/>
+        <w:t xml:space="preserve">  ''I came from a country where there was a fear that we wouldn't have food on the table tomorrow, where there were food shortages,'' she said in a phone interview. ''When we emigrated, I had never seen so much food. I was shocked. Then I was shocked again when I saw how much food people wasted.''</w:t>
+        <w:br/>
+        <w:t xml:space="preserve">  In 2008, at the age of 28, she started a Facebook group called Stop Wasting Food. Within weeks, she was being interviewed on the radio. Soon after that, she came to the attention of Anders Jensen, the buying director at REMA 1000, the largest supermarket chain in Denmark.</w:t>
+        <w:br/>
+        <w:t xml:space="preserve">  ''I was on a business trip to Scotland and I read about Selina in a newspaper,'' Mr. Jensen recalls. ''Around that time, we learned that every Dane was throwing out 63 kilos of food per year'' -- about 139 pounds -- ''and I was sitting in this airport thinking, she's right.''</w:t>
+        <w:br/>
+        <w:t xml:space="preserve">  After the two met in a Copenhagen cafe, REMA 1000 eliminated in-store bulk discounts. As of 2008, there would be no more three hams for the price of two, or any variations on that theme.</w:t>
+        <w:br/>
+        <w:t xml:space="preserve">  ''It exploded in the media because it was the first time a retailer said, 'It's O.K. if we sell less,''' Mr. Jensen said.</w:t>
+        <w:br/>
+        <w:t xml:space="preserve">  REMA 1000 and Ms. Juul recognize that there is a limit to how much one company can do to reduce waste. Consciousness raising was necessary. So Ms. Juul has enlisted famous Danes to join her cause.</w:t>
+        <w:br/>
+        <w:t xml:space="preserve">  She's co-writing a book on cooking with leftovers with Princess Marie, who worked in advertising and marketing before marrying into the Danish royal family. Celebrity chefs, like Rene Redzepi, have spread the word. Mette Frederiksen, the current prime minister, even made it a campaign issue this year.</w:t>
+        <w:br/>
+        <w:t xml:space="preserve">  In Finland, reducing food waste has yet to become a political issue, but it is a selling point for at least one restaurant. Every dish on the menu of Loop, which is housed in a former mental hospital in Helsinki, is made from past-due ingredients donated by grocery stores and bakeries. Donations vary, so Loop's chefs have no idea what they'll be making until they walk into the restaurant's kitchen.</w:t>
+        <w:br/>
+        <w:t xml:space="preserve">  ''It's like an episode of 'Master Chef' every day,'' said Johanna Kohvakka, founder of the nonprofit From Waste to Taste, which operates Loop. ''But we try to make every dish look great so that people can share images online and say, 'This was about to be wasted.'''</w:t>
+        <w:br/>
+        <w:t xml:space="preserve">  Ms. Kohvakka says Loop turns a profit and could serve as a model for similar ventures. Executives at S-market in Finland make no such claims about their happy hour. Mika Lyytikainen, an S-market vice president, explained that the program simply reduces its losses.</w:t>
+        <w:br/>
+        <w:t xml:space="preserve">  ''When we sell at 60 percent off, we don't earn any money, but we earn more than if the food was given to charity,'' he said. ''On the other hand, it's now possible for every Finn to buy very cheap food in our stores.''</w:t>
+        <w:br/>
+        <w:t xml:space="preserve">  It's not unusual to find groups of S-market shoppers milling around with soon-to-be-discounted items from the shelves and waiting for the clock to strike at 9. ''I've done that,'' Mr. Karkkainen said, as he headed for the exits with his pork mini ribs.</w:t>
+        <w:br/>
+        <w:t xml:space="preserve">  Other Finns, it seems, haven't fully embraced S-market's anti-waste ethos. Harri Hartikainen, 71, was shopping one evening in Vallila and considered a 60 percent off box of Kansas City-style grilled chicken wings.</w:t>
+        <w:br/>
+        <w:t xml:space="preserve">  ''I've never tried these before,'' he said, dropping them into his shopping basket. ''But it's so cheap, if I don't like it, I can just throw it out.''</w:t>
+        <w:br/>
+        <w:br/>
+        <w:t>https://www.nytimes.com/2019/09/08/business/food-waste-climate-change.html</w:t>
+        <w:br/>
+        <w:br/>
+        <w:t>Graphic</w:t>
+        <w:br/>
+        <w:br/>
+        <w:t xml:space="preserve"> </w:t>
+        <w:br/>
+        <w:t>PHOTOS: An S-market store in the working-class Vallila neighborhood in Helsinki, Finland, where discounted items are easy to find on shelves. (B1)</w:t>
+        <w:br/>
+        <w:t>Top, inspecting deeply discounted pre-packaged meat during ''happy hour'' at an S-market store in Valilla, above, a working-class neighborhood in Finland.</w:t>
+        <w:br/>
+        <w:t xml:space="preserve"> At S-market, prices that are already reduced by 30 percent are slashed to 60 percent off at exactly 9 p.m. (PHOTOGRAPHS BY JUHO KUVA FOR THE NEW YORK TIMES) (B7)</w:t>
       </w:r>
     </w:p>
     <w:sectPr>
